--- a/Archives/김성찬/김성찬_작업일지/김성찬_작업일지_5주차.docx
+++ b/Archives/김성찬/김성찬_작업일지/김성찬_작업일지_5주차.docx
@@ -4,213 +4,52 @@
   <w:body>
     <w:tbl>
       <w:tblPr>
-        <w:tblStyle w:val="TableGrid"/>
         <w:tblW w:type="auto" w:w="0"/>
         <w:jc w:val="center"/>
         <w:tblLayout w:type="fixed"/>
         <w:tblLook w:firstColumn="1" w:firstRow="1" w:lastColumn="0" w:lastRow="0" w:noHBand="0" w:noVBand="1" w:val="04A0"/>
+        <w:tblBorders>
+          <w:top w:val="single" w:sz="6" w:space="0" w:color="000000"/>
+          <w:left w:val="single" w:sz="6" w:space="0" w:color="000000"/>
+          <w:bottom w:val="single" w:sz="6" w:space="0" w:color="000000"/>
+          <w:right w:val="single" w:sz="6" w:space="0" w:color="000000"/>
+          <w:insideH w:val="single" w:sz="6" w:space="0" w:color="000000"/>
+          <w:insideV w:val="single" w:sz="6" w:space="0" w:color="000000"/>
+        </w:tblBorders>
       </w:tblPr>
       <w:tblGrid>
-        <w:gridCol w:w="2551"/>
-        <w:gridCol w:w="2551"/>
-        <w:gridCol w:w="2551"/>
-        <w:gridCol w:w="2551"/>
+        <w:gridCol w:w="1738"/>
+        <w:gridCol w:w="1738"/>
+        <w:gridCol w:w="1738"/>
+        <w:gridCol w:w="1738"/>
+        <w:gridCol w:w="1738"/>
+        <w:gridCol w:w="1738"/>
       </w:tblGrid>
       <w:tr>
         <w:trPr>
-          <w:tblHeader w:val="true"/>
+          <w:trHeight w:val="793" w:hRule="atLeast"/>
         </w:trPr>
         <w:tc>
           <w:tcPr>
-            <w:tcW w:type="dxa" w:w="1701"/>
+            <w:tcW w:type="dxa" w:w="907"/>
             <w:tcMar>
               <w:top w:w="70" w:type="dxa"/>
-              <w:start w:w="90" w:type="dxa"/>
+              <w:start w:w="70" w:type="dxa"/>
               <w:bottom w:w="70" w:type="dxa"/>
-              <w:end w:w="90" w:type="dxa"/>
+              <w:end w:w="70" w:type="dxa"/>
             </w:tcMar>
             <w:vAlign w:val="center"/>
-            <w:shd w:fill="FFFFFF"/>
-            <w:tcBorders>
-              <w:top w:val="single" w:sz="6" w:color="000000"/>
-              <w:left w:val="single" w:sz="6" w:color="000000"/>
-              <w:bottom w:val="single" w:sz="6" w:color="000000"/>
-              <w:right w:val="single" w:sz="6" w:color="000000"/>
-              <w:insideH w:val="single" w:sz="6" w:color="000000"/>
-              <w:insideV w:val="single" w:sz="6" w:color="000000"/>
-            </w:tcBorders>
           </w:tcPr>
           <w:p>
             <w:pPr>
-              <w:spacing w:after="0" w:before="0" w:line="240" w:lineRule="auto"/>
+              <w:spacing w:after="0"/>
               <w:jc w:val="center"/>
             </w:pPr>
             <w:r/>
             <w:r>
               <w:rPr>
-                <w:rFonts w:ascii="맑은 고딕" w:hAnsi="맑은 고딕" w:eastAsia="맑은 고딕"/>
+                <w:rFonts w:ascii="Malgun Gothic" w:hAnsi="Malgun Gothic" w:eastAsia="Malgun Gothic" w:cs="Malgun Gothic"/>
                 <w:b/>
-                <w:color w:val="000000"/>
-                <w:sz w:val="18"/>
-              </w:rPr>
-              <w:t>작성자(학번 이름)</w:t>
-            </w:r>
-          </w:p>
-        </w:tc>
-        <w:tc>
-          <w:tcPr>
-            <w:tcW w:type="dxa" w:w="8504"/>
-            <w:gridSpan w:val="3"/>
-            <w:tcMar>
-              <w:top w:w="70" w:type="dxa"/>
-              <w:start w:w="90" w:type="dxa"/>
-              <w:bottom w:w="70" w:type="dxa"/>
-              <w:end w:w="90" w:type="dxa"/>
-            </w:tcMar>
-            <w:vAlign w:val="center"/>
-            <w:shd w:fill="FFFFFF"/>
-            <w:tcBorders>
-              <w:top w:val="single" w:sz="6" w:color="000000"/>
-              <w:left w:val="single" w:sz="6" w:color="000000"/>
-              <w:bottom w:val="single" w:sz="6" w:color="000000"/>
-              <w:right w:val="single" w:sz="6" w:color="000000"/>
-              <w:insideH w:val="single" w:sz="6" w:color="000000"/>
-              <w:insideV w:val="single" w:sz="6" w:color="000000"/>
-            </w:tcBorders>
-          </w:tcPr>
-          <w:p>
-            <w:pPr>
-              <w:spacing w:after="0" w:before="0" w:line="269" w:lineRule="auto"/>
-              <w:jc w:val="left"/>
-            </w:pPr>
-            <w:r/>
-            <w:r>
-              <w:rPr>
-                <w:rFonts w:ascii="맑은 고딕" w:hAnsi="맑은 고딕" w:eastAsia="맑은 고딕"/>
-                <w:b w:val="0"/>
-                <w:color w:val="000000"/>
-                <w:sz w:val="18"/>
-              </w:rPr>
-              <w:t>2022182006 김성찬</w:t>
-            </w:r>
-          </w:p>
-        </w:tc>
-      </w:tr>
-      <w:tr>
-        <w:trPr>
-          <w:tblHeader w:val="true"/>
-        </w:trPr>
-        <w:tc>
-          <w:tcPr>
-            <w:tcW w:type="dxa" w:w="1701"/>
-            <w:tcMar>
-              <w:top w:w="70" w:type="dxa"/>
-              <w:start w:w="90" w:type="dxa"/>
-              <w:bottom w:w="70" w:type="dxa"/>
-              <w:end w:w="90" w:type="dxa"/>
-            </w:tcMar>
-            <w:vAlign w:val="center"/>
-            <w:shd w:fill="FFFFFF"/>
-            <w:tcBorders>
-              <w:top w:val="single" w:sz="6" w:color="000000"/>
-              <w:left w:val="single" w:sz="6" w:color="000000"/>
-              <w:bottom w:val="single" w:sz="6" w:color="000000"/>
-              <w:right w:val="single" w:sz="6" w:color="000000"/>
-              <w:insideH w:val="single" w:sz="6" w:color="000000"/>
-              <w:insideV w:val="single" w:sz="6" w:color="000000"/>
-            </w:tcBorders>
-          </w:tcPr>
-          <w:p>
-            <w:pPr>
-              <w:spacing w:after="0" w:before="0" w:line="240" w:lineRule="auto"/>
-              <w:jc w:val="center"/>
-            </w:pPr>
-            <w:r/>
-            <w:r>
-              <w:rPr>
-                <w:rFonts w:ascii="맑은 고딕" w:hAnsi="맑은 고딕" w:eastAsia="맑은 고딕"/>
-                <w:b/>
-                <w:color w:val="000000"/>
-                <w:sz w:val="18"/>
-              </w:rPr>
-              <w:t>팀명</w:t>
-            </w:r>
-          </w:p>
-        </w:tc>
-        <w:tc>
-          <w:tcPr>
-            <w:tcW w:type="dxa" w:w="8504"/>
-            <w:gridSpan w:val="3"/>
-            <w:tcMar>
-              <w:top w:w="70" w:type="dxa"/>
-              <w:start w:w="90" w:type="dxa"/>
-              <w:bottom w:w="70" w:type="dxa"/>
-              <w:end w:w="90" w:type="dxa"/>
-            </w:tcMar>
-            <w:vAlign w:val="center"/>
-            <w:shd w:fill="FFFFFF"/>
-            <w:tcBorders>
-              <w:top w:val="single" w:sz="6" w:color="000000"/>
-              <w:left w:val="single" w:sz="6" w:color="000000"/>
-              <w:bottom w:val="single" w:sz="6" w:color="000000"/>
-              <w:right w:val="single" w:sz="6" w:color="000000"/>
-              <w:insideH w:val="single" w:sz="6" w:color="000000"/>
-              <w:insideV w:val="single" w:sz="6" w:color="000000"/>
-            </w:tcBorders>
-          </w:tcPr>
-          <w:p>
-            <w:pPr>
-              <w:spacing w:after="0" w:before="0" w:line="269" w:lineRule="auto"/>
-              <w:jc w:val="left"/>
-            </w:pPr>
-            <w:r/>
-            <w:r>
-              <w:rPr>
-                <w:rFonts w:ascii="맑은 고딕" w:hAnsi="맑은 고딕" w:eastAsia="맑은 고딕"/>
-                <w:b w:val="0"/>
-                <w:color w:val="000000"/>
-                <w:sz w:val="18"/>
-              </w:rPr>
-              <w:t>Claustrophobia</w:t>
-            </w:r>
-          </w:p>
-        </w:tc>
-      </w:tr>
-      <w:tr>
-        <w:trPr>
-          <w:cantSplit w:val="true"/>
-        </w:trPr>
-        <w:tc>
-          <w:tcPr>
-            <w:tcW w:type="dxa" w:w="1701"/>
-            <w:tcMar>
-              <w:top w:w="70" w:type="dxa"/>
-              <w:start w:w="90" w:type="dxa"/>
-              <w:bottom w:w="70" w:type="dxa"/>
-              <w:end w:w="90" w:type="dxa"/>
-            </w:tcMar>
-            <w:vAlign w:val="center"/>
-            <w:shd w:fill="FFFFFF"/>
-            <w:tcBorders>
-              <w:top w:val="single" w:sz="6" w:color="000000"/>
-              <w:left w:val="single" w:sz="6" w:color="000000"/>
-              <w:bottom w:val="single" w:sz="6" w:color="000000"/>
-              <w:right w:val="single" w:sz="6" w:color="000000"/>
-              <w:insideH w:val="single" w:sz="6" w:color="000000"/>
-              <w:insideV w:val="single" w:sz="6" w:color="000000"/>
-            </w:tcBorders>
-          </w:tcPr>
-          <w:p>
-            <w:pPr>
-              <w:spacing w:after="0" w:before="0" w:line="240" w:lineRule="auto"/>
-              <w:jc w:val="center"/>
-            </w:pPr>
-            <w:r/>
-            <w:r>
-              <w:rPr>
-                <w:rFonts w:ascii="맑은 고딕" w:hAnsi="맑은 고딕" w:eastAsia="맑은 고딕"/>
-                <w:b/>
-                <w:color w:val="000000"/>
                 <w:sz w:val="18"/>
               </w:rPr>
               <w:t>주차</w:t>
@@ -219,35 +58,25 @@
         </w:tc>
         <w:tc>
           <w:tcPr>
-            <w:tcW w:type="dxa" w:w="2041"/>
+            <w:tcW w:type="dxa" w:w="1417"/>
             <w:tcMar>
               <w:top w:w="70" w:type="dxa"/>
-              <w:start w:w="90" w:type="dxa"/>
+              <w:start w:w="70" w:type="dxa"/>
               <w:bottom w:w="70" w:type="dxa"/>
-              <w:end w:w="90" w:type="dxa"/>
+              <w:end w:w="70" w:type="dxa"/>
             </w:tcMar>
             <w:vAlign w:val="center"/>
-            <w:shd w:fill="FFFFFF"/>
-            <w:tcBorders>
-              <w:top w:val="single" w:sz="6" w:color="000000"/>
-              <w:left w:val="single" w:sz="6" w:color="000000"/>
-              <w:bottom w:val="single" w:sz="6" w:color="000000"/>
-              <w:right w:val="single" w:sz="6" w:color="000000"/>
-              <w:insideH w:val="single" w:sz="6" w:color="000000"/>
-              <w:insideV w:val="single" w:sz="6" w:color="000000"/>
-            </w:tcBorders>
           </w:tcPr>
           <w:p>
             <w:pPr>
-              <w:spacing w:after="0" w:before="0" w:line="269" w:lineRule="auto"/>
-              <w:jc w:val="left"/>
+              <w:spacing w:after="0"/>
+              <w:jc w:val="center"/>
             </w:pPr>
             <w:r/>
             <w:r>
               <w:rPr>
-                <w:rFonts w:ascii="맑은 고딕" w:hAnsi="맑은 고딕" w:eastAsia="맑은 고딕"/>
+                <w:rFonts w:ascii="Malgun Gothic" w:hAnsi="Malgun Gothic" w:eastAsia="Malgun Gothic" w:cs="Malgun Gothic"/>
                 <w:b w:val="0"/>
-                <w:color w:val="000000"/>
                 <w:sz w:val="18"/>
               </w:rPr>
               <w:t>5주차</w:t>
@@ -256,35 +85,25 @@
         </w:tc>
         <w:tc>
           <w:tcPr>
-            <w:tcW w:type="dxa" w:w="1360"/>
+            <w:tcW w:type="dxa" w:w="907"/>
             <w:tcMar>
               <w:top w:w="70" w:type="dxa"/>
-              <w:start w:w="90" w:type="dxa"/>
+              <w:start w:w="70" w:type="dxa"/>
               <w:bottom w:w="70" w:type="dxa"/>
-              <w:end w:w="90" w:type="dxa"/>
+              <w:end w:w="70" w:type="dxa"/>
             </w:tcMar>
             <w:vAlign w:val="center"/>
-            <w:shd w:fill="FFFFFF"/>
-            <w:tcBorders>
-              <w:top w:val="single" w:sz="6" w:color="000000"/>
-              <w:left w:val="single" w:sz="6" w:color="000000"/>
-              <w:bottom w:val="single" w:sz="6" w:color="000000"/>
-              <w:right w:val="single" w:sz="6" w:color="000000"/>
-              <w:insideH w:val="single" w:sz="6" w:color="000000"/>
-              <w:insideV w:val="single" w:sz="6" w:color="000000"/>
-            </w:tcBorders>
           </w:tcPr>
           <w:p>
             <w:pPr>
-              <w:spacing w:after="0" w:before="0" w:line="240" w:lineRule="auto"/>
+              <w:spacing w:after="0"/>
               <w:jc w:val="center"/>
             </w:pPr>
             <w:r/>
             <w:r>
               <w:rPr>
-                <w:rFonts w:ascii="맑은 고딕" w:hAnsi="맑은 고딕" w:eastAsia="맑은 고딕"/>
+                <w:rFonts w:ascii="Malgun Gothic" w:hAnsi="Malgun Gothic" w:eastAsia="Malgun Gothic" w:cs="Malgun Gothic"/>
                 <w:b/>
-                <w:color w:val="000000"/>
                 <w:sz w:val="18"/>
               </w:rPr>
               <w:t>기간</w:t>
@@ -293,97 +112,74 @@
         </w:tc>
         <w:tc>
           <w:tcPr>
-            <w:tcW w:type="dxa" w:w="5103"/>
+            <w:tcW w:type="dxa" w:w="3231"/>
             <w:tcMar>
               <w:top w:w="70" w:type="dxa"/>
-              <w:start w:w="90" w:type="dxa"/>
+              <w:start w:w="70" w:type="dxa"/>
               <w:bottom w:w="70" w:type="dxa"/>
-              <w:end w:w="90" w:type="dxa"/>
+              <w:end w:w="70" w:type="dxa"/>
             </w:tcMar>
             <w:vAlign w:val="center"/>
-            <w:shd w:fill="FFFFFF"/>
-            <w:tcBorders>
-              <w:top w:val="single" w:sz="6" w:color="000000"/>
-              <w:left w:val="single" w:sz="6" w:color="000000"/>
-              <w:bottom w:val="single" w:sz="6" w:color="000000"/>
-              <w:right w:val="single" w:sz="6" w:color="000000"/>
-              <w:insideH w:val="single" w:sz="6" w:color="000000"/>
-              <w:insideV w:val="single" w:sz="6" w:color="000000"/>
-            </w:tcBorders>
           </w:tcPr>
           <w:p>
             <w:pPr>
-              <w:spacing w:after="0" w:before="0" w:line="269" w:lineRule="auto"/>
-              <w:jc w:val="left"/>
+              <w:spacing w:after="0"/>
+              <w:jc w:val="center"/>
             </w:pPr>
             <w:r/>
             <w:r>
               <w:rPr>
-                <w:rFonts w:ascii="맑은 고딕" w:hAnsi="맑은 고딕" w:eastAsia="맑은 고딕"/>
+                <w:rFonts w:ascii="Malgun Gothic" w:hAnsi="Malgun Gothic" w:eastAsia="Malgun Gothic" w:cs="Malgun Gothic"/>
                 <w:b w:val="0"/>
-                <w:color w:val="000000"/>
                 <w:sz w:val="18"/>
               </w:rPr>
               <w:t>2026.10.01</w:t>
+            </w:r>
+            <w:r>
               <w:br/>
             </w:r>
             <w:r>
               <w:rPr>
-                <w:rFonts w:ascii="맑은 고딕" w:hAnsi="맑은 고딕" w:eastAsia="맑은 고딕"/>
+                <w:rFonts w:ascii="Malgun Gothic" w:hAnsi="Malgun Gothic" w:eastAsia="Malgun Gothic" w:cs="Malgun Gothic"/>
                 <w:b w:val="0"/>
-                <w:color w:val="000000"/>
                 <w:sz w:val="18"/>
               </w:rPr>
               <w:t>~</w:t>
+            </w:r>
+            <w:r>
               <w:br/>
             </w:r>
             <w:r>
               <w:rPr>
-                <w:rFonts w:ascii="맑은 고딕" w:hAnsi="맑은 고딕" w:eastAsia="맑은 고딕"/>
+                <w:rFonts w:ascii="Malgun Gothic" w:hAnsi="Malgun Gothic" w:eastAsia="Malgun Gothic" w:cs="Malgun Gothic"/>
                 <w:b w:val="0"/>
-                <w:color w:val="000000"/>
                 <w:sz w:val="18"/>
               </w:rPr>
               <w:t>2026.10.07</w:t>
             </w:r>
           </w:p>
         </w:tc>
-      </w:tr>
-      <w:tr>
-        <w:trPr>
-          <w:cantSplit w:val="true"/>
-        </w:trPr>
         <w:tc>
           <w:tcPr>
-            <w:tcW w:type="dxa" w:w="1701"/>
+            <w:tcW w:type="dxa" w:w="1247"/>
             <w:tcMar>
               <w:top w:w="70" w:type="dxa"/>
-              <w:start w:w="90" w:type="dxa"/>
+              <w:start w:w="70" w:type="dxa"/>
               <w:bottom w:w="70" w:type="dxa"/>
-              <w:end w:w="90" w:type="dxa"/>
+              <w:end w:w="70" w:type="dxa"/>
             </w:tcMar>
             <w:vAlign w:val="center"/>
-            <w:shd w:fill="FFFFFF"/>
-            <w:tcBorders>
-              <w:top w:val="single" w:sz="6" w:color="000000"/>
-              <w:left w:val="single" w:sz="6" w:color="000000"/>
-              <w:bottom w:val="single" w:sz="6" w:color="000000"/>
-              <w:right w:val="single" w:sz="6" w:color="000000"/>
-              <w:insideH w:val="single" w:sz="6" w:color="000000"/>
-              <w:insideV w:val="single" w:sz="6" w:color="000000"/>
-            </w:tcBorders>
           </w:tcPr>
           <w:p>
             <w:pPr>
-              <w:spacing w:after="0" w:before="0" w:line="240" w:lineRule="auto"/>
+              <w:spacing w:after="0"/>
               <w:jc w:val="center"/>
             </w:pPr>
             <w:r/>
             <w:r>
               <w:rPr>
-                <w:rFonts w:ascii="맑은 고딕" w:hAnsi="맑은 고딕" w:eastAsia="맑은 고딕"/>
+                <w:rFonts w:ascii="Malgun Gothic" w:hAnsi="Malgun Gothic" w:eastAsia="Malgun Gothic" w:cs="Malgun Gothic"/>
                 <w:b/>
-                <w:color w:val="000000"/>
                 <w:sz w:val="18"/>
               </w:rPr>
               <w:t>지도교수</w:t>
@@ -392,36 +188,25 @@
         </w:tc>
         <w:tc>
           <w:tcPr>
-            <w:tcW w:type="dxa" w:w="8504"/>
-            <w:gridSpan w:val="3"/>
+            <w:tcW w:type="dxa" w:w="2381"/>
             <w:tcMar>
               <w:top w:w="70" w:type="dxa"/>
-              <w:start w:w="90" w:type="dxa"/>
+              <w:start w:w="70" w:type="dxa"/>
               <w:bottom w:w="70" w:type="dxa"/>
-              <w:end w:w="90" w:type="dxa"/>
+              <w:end w:w="70" w:type="dxa"/>
             </w:tcMar>
             <w:vAlign w:val="center"/>
-            <w:shd w:fill="FFFFFF"/>
-            <w:tcBorders>
-              <w:top w:val="single" w:sz="6" w:color="000000"/>
-              <w:left w:val="single" w:sz="6" w:color="000000"/>
-              <w:bottom w:val="single" w:sz="6" w:color="000000"/>
-              <w:right w:val="single" w:sz="6" w:color="000000"/>
-              <w:insideH w:val="single" w:sz="6" w:color="000000"/>
-              <w:insideV w:val="single" w:sz="6" w:color="000000"/>
-            </w:tcBorders>
           </w:tcPr>
           <w:p>
             <w:pPr>
-              <w:spacing w:after="0" w:before="0" w:line="269" w:lineRule="auto"/>
-              <w:jc w:val="left"/>
+              <w:spacing w:after="0"/>
+              <w:jc w:val="center"/>
             </w:pPr>
             <w:r/>
             <w:r>
               <w:rPr>
-                <w:rFonts w:ascii="맑은 고딕" w:hAnsi="맑은 고딕" w:eastAsia="맑은 고딕"/>
+                <w:rFonts w:ascii="Malgun Gothic" w:hAnsi="Malgun Gothic" w:eastAsia="Malgun Gothic" w:cs="Malgun Gothic"/>
                 <w:b w:val="0"/>
-                <w:color w:val="000000"/>
                 <w:sz w:val="18"/>
               </w:rPr>
               <w:t>(서명)</w:t>
@@ -429,100 +214,93 @@
           </w:p>
         </w:tc>
       </w:tr>
+    </w:tbl>
+    <w:tbl>
+      <w:tblPr>
+        <w:tblW w:type="auto" w:w="0"/>
+        <w:jc w:val="center"/>
+        <w:tblLayout w:type="fixed"/>
+        <w:tblLook w:firstColumn="1" w:firstRow="1" w:lastColumn="0" w:lastRow="0" w:noHBand="0" w:noVBand="1" w:val="04A0"/>
+        <w:tblBorders>
+          <w:top w:val="single" w:sz="6" w:space="0" w:color="000000"/>
+          <w:left w:val="single" w:sz="6" w:space="0" w:color="000000"/>
+          <w:bottom w:val="single" w:sz="6" w:space="0" w:color="000000"/>
+          <w:right w:val="single" w:sz="6" w:space="0" w:color="000000"/>
+          <w:insideH w:val="single" w:sz="6" w:space="0" w:color="000000"/>
+          <w:insideV w:val="single" w:sz="6" w:space="0" w:color="000000"/>
+        </w:tblBorders>
+      </w:tblPr>
+      <w:tblGrid>
+        <w:gridCol w:w="5213"/>
+        <w:gridCol w:w="5213"/>
+      </w:tblGrid>
       <w:tr>
         <w:trPr>
-          <w:cantSplit w:val="true"/>
+          <w:trHeight w:val="963" w:hRule="atLeast"/>
+          <w:cantSplit/>
         </w:trPr>
         <w:tc>
           <w:tcPr>
-            <w:tcW w:type="dxa" w:w="1701"/>
+            <w:tcW w:type="dxa" w:w="1530"/>
             <w:tcMar>
-              <w:top w:w="70" w:type="dxa"/>
-              <w:start w:w="90" w:type="dxa"/>
-              <w:bottom w:w="70" w:type="dxa"/>
-              <w:end w:w="90" w:type="dxa"/>
+              <w:top w:w="95" w:type="dxa"/>
+              <w:start w:w="110" w:type="dxa"/>
+              <w:bottom w:w="95" w:type="dxa"/>
+              <w:end w:w="110" w:type="dxa"/>
             </w:tcMar>
             <w:vAlign w:val="center"/>
-            <w:shd w:fill="FFFFFF"/>
-            <w:tcBorders>
-              <w:top w:val="single" w:sz="6" w:color="000000"/>
-              <w:left w:val="single" w:sz="6" w:color="000000"/>
-              <w:bottom w:val="single" w:sz="6" w:color="000000"/>
-              <w:right w:val="single" w:sz="6" w:color="000000"/>
-              <w:insideH w:val="single" w:sz="6" w:color="000000"/>
-              <w:insideV w:val="single" w:sz="6" w:color="000000"/>
-            </w:tcBorders>
           </w:tcPr>
           <w:p>
             <w:pPr>
-              <w:spacing w:after="0" w:before="0" w:line="240" w:lineRule="auto"/>
+              <w:spacing w:before="0" w:after="0"/>
               <w:jc w:val="center"/>
             </w:pPr>
             <w:r/>
             <w:r>
               <w:rPr>
-                <w:rFonts w:ascii="맑은 고딕" w:hAnsi="맑은 고딕" w:eastAsia="맑은 고딕"/>
+                <w:rFonts w:ascii="Malgun Gothic" w:hAnsi="Malgun Gothic" w:eastAsia="Malgun Gothic" w:cs="Malgun Gothic"/>
                 <w:b/>
-                <w:color w:val="000000"/>
-                <w:sz w:val="18"/>
+                <w:sz w:val="19"/>
               </w:rPr>
               <w:t>이번주 한일</w:t>
               <w:br/>
-            </w:r>
-            <w:r>
-              <w:rPr>
-                <w:rFonts w:ascii="맑은 고딕" w:hAnsi="맑은 고딕" w:eastAsia="맑은 고딕"/>
-                <w:b/>
-                <w:color w:val="000000"/>
-                <w:sz w:val="18"/>
-              </w:rPr>
               <w:t>요약</w:t>
             </w:r>
           </w:p>
         </w:tc>
         <w:tc>
           <w:tcPr>
-            <w:tcW w:type="dxa" w:w="8504"/>
-            <w:gridSpan w:val="3"/>
+            <w:tcW w:type="dxa" w:w="8561"/>
             <w:tcMar>
-              <w:top w:w="70" w:type="dxa"/>
-              <w:start w:w="90" w:type="dxa"/>
-              <w:bottom w:w="70" w:type="dxa"/>
-              <w:end w:w="90" w:type="dxa"/>
+              <w:top w:w="95" w:type="dxa"/>
+              <w:start w:w="110" w:type="dxa"/>
+              <w:bottom w:w="95" w:type="dxa"/>
+              <w:end w:w="110" w:type="dxa"/>
             </w:tcMar>
-            <w:vAlign w:val="center"/>
-            <w:shd w:fill="FFFFFF"/>
-            <w:tcBorders>
-              <w:top w:val="single" w:sz="6" w:color="000000"/>
-              <w:left w:val="single" w:sz="6" w:color="000000"/>
-              <w:bottom w:val="single" w:sz="6" w:color="000000"/>
-              <w:right w:val="single" w:sz="6" w:color="000000"/>
-              <w:insideH w:val="single" w:sz="6" w:color="000000"/>
-              <w:insideV w:val="single" w:sz="6" w:color="000000"/>
-            </w:tcBorders>
           </w:tcPr>
           <w:p>
             <w:pPr>
-              <w:spacing w:after="0" w:before="0" w:line="269" w:lineRule="auto"/>
-              <w:jc w:val="left"/>
+              <w:spacing w:before="0" w:after="30" w:line="269" w:lineRule="auto"/>
             </w:pPr>
             <w:r/>
             <w:r>
               <w:rPr>
-                <w:rFonts w:ascii="맑은 고딕" w:hAnsi="맑은 고딕" w:eastAsia="맑은 고딕"/>
+                <w:rFonts w:ascii="Malgun Gothic" w:hAnsi="Malgun Gothic" w:eastAsia="Malgun Gothic" w:cs="Malgun Gothic"/>
                 <w:b w:val="0"/>
-                <w:color w:val="000000"/>
-                <w:sz w:val="18"/>
+                <w:sz w:val="19"/>
               </w:rPr>
               <w:t>1. 플레이어 전차 행동 및 메커니즘 설계 구체화</w:t>
-              <w:br/>
             </w:r>
+          </w:p>
+          <w:p>
+            <w:pPr>
+              <w:spacing w:before="0" w:after="0" w:line="269" w:lineRule="auto"/>
+            </w:pPr>
             <w:r>
               <w:rPr>
-                <w:rFonts w:ascii="맑은 고딕" w:hAnsi="맑은 고딕" w:eastAsia="맑은 고딕"/>
+                <w:rFonts w:ascii="Malgun Gothic" w:hAnsi="Malgun Gothic" w:eastAsia="Malgun Gothic" w:cs="Malgun Gothic"/>
                 <w:b w:val="0"/>
-                <w:color w:val="000000"/>
-                <w:sz w:val="18"/>
+                <w:sz w:val="19"/>
               </w:rPr>
               <w:t>2. 지휘관형 Director AI 판단 및 Job 선택 구조 구체화</w:t>
             </w:r>
@@ -531,39 +309,29 @@
       </w:tr>
       <w:tr>
         <w:trPr>
-          <w:cantSplit w:val="true"/>
+          <w:trHeight w:val="453" w:hRule="atLeast"/>
+          <w:cantSplit/>
         </w:trPr>
         <w:tc>
           <w:tcPr>
-            <w:tcW w:type="dxa" w:w="10205"/>
-            <w:gridSpan w:val="4"/>
+            <w:tcW w:type="dxa" w:w="10426"/>
+            <w:gridSpan w:val="2"/>
             <w:tcMar>
-              <w:top w:w="70" w:type="dxa"/>
-              <w:start w:w="90" w:type="dxa"/>
-              <w:bottom w:w="70" w:type="dxa"/>
-              <w:end w:w="90" w:type="dxa"/>
+              <w:top w:w="80" w:type="dxa"/>
+              <w:start w:w="110" w:type="dxa"/>
+              <w:bottom w:w="80" w:type="dxa"/>
+              <w:end w:w="110" w:type="dxa"/>
             </w:tcMar>
-            <w:vAlign w:val="top"/>
-            <w:tcBorders>
-              <w:top w:val="single" w:sz="6" w:color="000000"/>
-              <w:left w:val="single" w:sz="6" w:color="000000"/>
-              <w:bottom w:val="single" w:sz="6" w:color="000000"/>
-              <w:right w:val="single" w:sz="6" w:color="000000"/>
-              <w:insideH w:val="single" w:sz="6" w:color="000000"/>
-              <w:insideV w:val="single" w:sz="6" w:color="000000"/>
-            </w:tcBorders>
           </w:tcPr>
           <w:p>
             <w:pPr>
-              <w:spacing w:after="0" w:before="0" w:line="240" w:lineRule="auto"/>
               <w:jc w:val="center"/>
             </w:pPr>
             <w:r/>
             <w:r>
               <w:rPr>
-                <w:rFonts w:ascii="맑은 고딕" w:hAnsi="맑은 고딕" w:eastAsia="맑은 고딕"/>
+                <w:rFonts w:ascii="Malgun Gothic" w:hAnsi="Malgun Gothic" w:eastAsia="Malgun Gothic" w:cs="Malgun Gothic"/>
                 <w:b/>
-                <w:color w:val="000000"/>
                 <w:sz w:val="19"/>
               </w:rPr>
               <w:t>&lt;상세 수행내용&gt;</w:t>
@@ -574,65 +342,55 @@
       <w:tr>
         <w:tc>
           <w:tcPr>
-            <w:tcW w:type="dxa" w:w="10205"/>
-            <w:gridSpan w:val="4"/>
+            <w:tcW w:type="dxa" w:w="1530"/>
             <w:tcMar>
-              <w:top w:w="70" w:type="dxa"/>
-              <w:start w:w="90" w:type="dxa"/>
-              <w:bottom w:w="70" w:type="dxa"/>
-              <w:end w:w="90" w:type="dxa"/>
+              <w:top w:w="95" w:type="dxa"/>
+              <w:start w:w="110" w:type="dxa"/>
+              <w:bottom w:w="95" w:type="dxa"/>
+              <w:end w:w="110" w:type="dxa"/>
             </w:tcMar>
-            <w:vAlign w:val="top"/>
-            <w:tcBorders>
-              <w:top w:val="single" w:sz="6" w:color="000000"/>
-              <w:left w:val="single" w:sz="6" w:color="000000"/>
-              <w:bottom w:val="single" w:sz="6" w:color="000000"/>
-              <w:right w:val="single" w:sz="6" w:color="000000"/>
-              <w:insideH w:val="single" w:sz="6" w:color="000000"/>
-              <w:insideV w:val="single" w:sz="6" w:color="000000"/>
-            </w:tcBorders>
+            <w:vAlign w:val="center"/>
           </w:tcPr>
           <w:p>
             <w:pPr>
-              <w:spacing w:before="0" w:after="60" w:line="269" w:lineRule="auto"/>
+              <w:spacing w:before="0" w:after="0"/>
+              <w:jc w:val="center"/>
             </w:pPr>
             <w:r/>
             <w:r>
               <w:rPr>
-                <w:rFonts w:ascii="맑은 고딕" w:hAnsi="맑은 고딕" w:eastAsia="맑은 고딕"/>
+                <w:rFonts w:ascii="Malgun Gothic" w:hAnsi="Malgun Gothic" w:eastAsia="Malgun Gothic" w:cs="Malgun Gothic"/>
                 <w:b/>
-                <w:color w:val="000000"/>
-                <w:sz w:val="20"/>
+                <w:sz w:val="19"/>
+              </w:rPr>
+              <w:t>상세</w:t>
+              <w:br/>
+              <w:t>수행내용</w:t>
+            </w:r>
+          </w:p>
+        </w:tc>
+        <w:tc>
+          <w:tcPr>
+            <w:tcW w:type="dxa" w:w="8561"/>
+            <w:tcMar>
+              <w:top w:w="95" w:type="dxa"/>
+              <w:start w:w="110" w:type="dxa"/>
+              <w:bottom w:w="95" w:type="dxa"/>
+              <w:end w:w="110" w:type="dxa"/>
+            </w:tcMar>
+          </w:tcPr>
+          <w:p>
+            <w:pPr>
+              <w:spacing w:before="0" w:after="40" w:line="269" w:lineRule="auto"/>
+            </w:pPr>
+            <w:r/>
+            <w:r>
+              <w:rPr>
+                <w:rFonts w:ascii="Malgun Gothic" w:hAnsi="Malgun Gothic" w:eastAsia="Malgun Gothic" w:cs="Malgun Gothic"/>
+                <w:b/>
+                <w:sz w:val="19"/>
               </w:rPr>
               <w:t>1. 플레이어 전차 행동 및 메커니즘 설계 구체화</w:t>
-            </w:r>
-          </w:p>
-          <w:p>
-            <w:pPr>
-              <w:spacing w:before="0" w:after="80" w:line="276" w:lineRule="auto"/>
-            </w:pPr>
-            <w:r>
-              <w:rPr>
-                <w:rFonts w:ascii="맑은 고딕" w:hAnsi="맑은 고딕" w:eastAsia="맑은 고딕"/>
-                <w:b w:val="0"/>
-                <w:color w:val="000000"/>
-                <w:sz w:val="18"/>
-              </w:rPr>
-              <w:t>팀 회의를 통해 플레이어가 전차 내부에서 수행하는 주요 행동을 실제 구현 기준으로 정리하였다. 좌우 궤도 레버를 각각 -1~+1의 아날로그 입력으로 두고, 입력 조합에 따라 전진·후진·선회·제자리 회전이 발생하도록 하였다. 또한 입력값과 실제 속도를 분리하여 가감속, 경사, 접지 상태, 벽·건물·다른 전차와의 충돌이 최종 움직임에 영향을 주도록 정리하였다.</w:t>
-            </w:r>
-          </w:p>
-          <w:p>
-            <w:pPr>
-              <w:spacing w:before="0" w:after="80" w:line="276" w:lineRule="auto"/>
-            </w:pPr>
-            <w:r>
-              <w:rPr>
-                <w:rFonts w:ascii="맑은 고딕" w:hAnsi="맑은 고딕" w:eastAsia="맑은 고딕"/>
-                <w:b w:val="0"/>
-                <w:color w:val="000000"/>
-                <w:sz w:val="18"/>
-              </w:rPr>
-              <w:t>장전과 사격은 포탄 삽입 → 약실 닫기 → 발사 준비 → 발사 → 반동 복귀·탄피 배출 → 다음 장전의 순환으로 정리하였다. 포탑·포신 조준, 조준경, 전차장 잠망경, 주포·기관총의 동작 조건도 함께 구분하였다. 이동 중 조준·장전처럼 동시에 가능한 행동과 장전 미완료 상태의 주포 발사처럼 반드시 제한해야 하는 행동을 나누어, 구현 시 참고할 수 있는 행동 규칙으로 문서화하였다.</w:t>
             </w:r>
           </w:p>
           <w:p>
@@ -641,77 +399,94 @@
             </w:pPr>
             <w:r>
               <w:rPr>
-                <w:rFonts w:ascii="맑은 고딕" w:hAnsi="맑은 고딕" w:eastAsia="맑은 고딕"/>
+                <w:rFonts w:ascii="Malgun Gothic" w:hAnsi="Malgun Gothic" w:eastAsia="Malgun Gothic" w:cs="Malgun Gothic"/>
+                <w:b w:val="0"/>
+                <w:sz w:val="19"/>
+              </w:rPr>
+              <w:t>팀 회의를 통해 플레이어 전차에서 발생하는 이동, 장전, 조준, 관측, 사격 행동이 어떤 조건에서 실행되고 서로 어떻게 연결되는지 정리하였다. 조종수의 좌우 궤도 레버는 -1~+1의 연속 입력을 받도록 수정하고, 두 레버의 조합에 따라 전진·후진·선회·제자리 선회가 발생하도록 하였다. 입력값과 실제 속도를 분리하여 가속·감속, 경사면과 요철, 벽·다른 전차·장애물과의 충돌 상황에서 실제 움직임이 어떻게 달라지는지도 함께 정리하였다.</w:t>
+            </w:r>
+          </w:p>
+          <w:p>
+            <w:pPr>
+              <w:spacing w:before="0" w:after="100" w:line="269" w:lineRule="auto"/>
+            </w:pPr>
+            <w:r>
+              <w:rPr>
+                <w:rFonts w:ascii="Malgun Gothic" w:hAnsi="Malgun Gothic" w:eastAsia="Malgun Gothic" w:cs="Malgun Gothic"/>
+                <w:b w:val="0"/>
+                <w:sz w:val="19"/>
+              </w:rPr>
+              <w:t>포수 및 전차장 행동에서는 포탄 삽입 → 약실 닫기 → 발사 → 복귀·탄피 배출 → 다음 장전으로 이어지는 순환을 정리하고, 포탑·포신 조준, 조준경, 기관총, 전차장 잠망경의 사용 조건을 정의하였다. 또한 이동 중에도 조준·장전·관측을 수행할 수 있도록 각 행동의 상태를 분리하고, 장전 미완료 상태의 주포 발사처럼 반드시 막아야 하는 경우만 제한하도록 설계하였다.</w:t>
+            </w:r>
+          </w:p>
+          <w:p>
+            <w:pPr>
+              <w:spacing w:before="0" w:after="40" w:line="269" w:lineRule="auto"/>
+            </w:pPr>
+            <w:r>
+              <w:rPr>
+                <w:rFonts w:ascii="Malgun Gothic" w:hAnsi="Malgun Gothic" w:eastAsia="Malgun Gothic" w:cs="Malgun Gothic"/>
                 <w:b/>
-                <w:color w:val="000000"/>
-                <w:sz w:val="20"/>
+                <w:sz w:val="19"/>
               </w:rPr>
               <w:t>2. 지휘관형 Director AI 판단 및 Job 선택 구조 구체화</w:t>
             </w:r>
           </w:p>
           <w:p>
             <w:pPr>
-              <w:spacing w:before="0" w:after="80" w:line="276" w:lineRule="auto"/>
+              <w:spacing w:before="0" w:after="60" w:line="269" w:lineRule="auto"/>
             </w:pPr>
             <w:r>
               <w:rPr>
-                <w:rFonts w:ascii="맑은 고딕" w:hAnsi="맑은 고딕" w:eastAsia="맑은 고딕"/>
+                <w:rFonts w:ascii="Malgun Gothic" w:hAnsi="Malgun Gothic" w:eastAsia="Malgun Gothic" w:cs="Malgun Gothic"/>
                 <w:b w:val="0"/>
-                <w:color w:val="000000"/>
-                <w:sz w:val="18"/>
+                <w:sz w:val="19"/>
               </w:rPr>
-              <w:t>지난주 조사한 Utility AI를 지휘관형 Director AI에 실제로 적용하기 위해 판단 구조를 구체화하였다. 전차 상태, 거점 및 병력 배정 상태, 현재 교전 상태, 플레이어의 접촉·수색 이력 등을 WorldState로 관리하고, 이를 이용해 병력 부족도, 현재 압박도, 개입 필요도, 수색 우선도, 이동 정체 정도 등을 계산하도록 정리하였다.</w:t>
+              <w:t>지난주 Utility AI 조사 결과를 바탕으로, 지휘관형 Director AI가 실제로 어떤 정보를 계산하고 Job을 선택할지 구체화하였다. 전차 상태, 거점별 현재·예정 병력, 실제 교전 상태, 마지막 접촉 위치와 수색 이력 등을 WorldState에 기록하고, 이를 바탕으로 병력 부족도, 현재 압박도, 개입 필요도, 수색 우선도, 이동 정체 정도 등을 계산하는 구조를 정리하였다.</w:t>
             </w:r>
           </w:p>
           <w:p>
             <w:pPr>
-              <w:spacing w:before="0" w:after="80" w:line="276" w:lineRule="auto"/>
+              <w:spacing w:before="0" w:after="0" w:line="269" w:lineRule="auto"/>
             </w:pPr>
             <w:r>
               <w:rPr>
-                <w:rFonts w:ascii="맑은 고딕" w:hAnsi="맑은 고딕" w:eastAsia="맑은 고딕"/>
+                <w:rFonts w:ascii="Malgun Gothic" w:hAnsi="Malgun Gothic" w:eastAsia="Malgun Gothic" w:cs="Malgun Gothic"/>
                 <w:b w:val="0"/>
-                <w:color w:val="000000"/>
-                <w:sz w:val="18"/>
+                <w:sz w:val="19"/>
               </w:rPr>
-              <w:t>지원·수색·재배치 Job별 Utility 점수와 선택 기준을 초기안으로 작성하고, A 거점의 방어 병력이 부족한 대표 상황에 값을 적용해 지원 Job이 선택되는 과정을 확인하였다. 이후 담당 전차를 예약하고 이동·도착·교전·복귀 보고를 다시 WorldState에 반영하여 다음 판단으로 이어지는 흐름까지 정리하였다. 현재 수치와 가중치는 검토용 초기값이며 실제 테스트를 통해 조정할 예정이다.</w:t>
+              <w:t>지원·수색·재배치 Job별 Utility 점수식과 초기 선택 규칙을 작성하고, A 거점의 방어 병력이 부족한 상황을 예시로 실제 수치를 적용해 지원 Job이 선택되는 과정을 확인하였다. Job 선택 후에는 담당 전차를 예약하고 목표·경로·활동 범위·종료 조건을 전달하며, 도착·교전·복귀 등의 보고를 다시 WorldState에 반영해 다음 판단으로 이어지도록 전체 흐름을 정리하였다.</w:t>
             </w:r>
           </w:p>
         </w:tc>
       </w:tr>
       <w:tr>
+        <w:trPr>
+          <w:trHeight w:val="1077" w:hRule="atLeast"/>
+          <w:cantSplit/>
+        </w:trPr>
         <w:tc>
           <w:tcPr>
-            <w:tcW w:type="dxa" w:w="1701"/>
+            <w:tcW w:type="dxa" w:w="1530"/>
             <w:tcMar>
-              <w:top w:w="70" w:type="dxa"/>
-              <w:start w:w="90" w:type="dxa"/>
-              <w:bottom w:w="70" w:type="dxa"/>
-              <w:end w:w="90" w:type="dxa"/>
+              <w:top w:w="95" w:type="dxa"/>
+              <w:start w:w="110" w:type="dxa"/>
+              <w:bottom w:w="95" w:type="dxa"/>
+              <w:end w:w="110" w:type="dxa"/>
             </w:tcMar>
             <w:vAlign w:val="center"/>
-            <w:shd w:fill="FFFFFF"/>
-            <w:tcBorders>
-              <w:top w:val="single" w:sz="6" w:color="000000"/>
-              <w:left w:val="single" w:sz="6" w:color="000000"/>
-              <w:bottom w:val="single" w:sz="6" w:color="000000"/>
-              <w:right w:val="single" w:sz="6" w:color="000000"/>
-              <w:insideH w:val="single" w:sz="6" w:color="000000"/>
-              <w:insideV w:val="single" w:sz="6" w:color="000000"/>
-            </w:tcBorders>
           </w:tcPr>
           <w:p>
             <w:pPr>
-              <w:spacing w:after="0" w:before="0" w:line="240" w:lineRule="auto"/>
+              <w:spacing w:before="0" w:after="0"/>
               <w:jc w:val="center"/>
             </w:pPr>
             <w:r/>
             <w:r>
               <w:rPr>
-                <w:rFonts w:ascii="맑은 고딕" w:hAnsi="맑은 고딕" w:eastAsia="맑은 고딕"/>
+                <w:rFonts w:ascii="Malgun Gothic" w:hAnsi="Malgun Gothic" w:eastAsia="Malgun Gothic" w:cs="Malgun Gothic"/>
                 <w:b/>
-                <w:color w:val="000000"/>
-                <w:sz w:val="18"/>
+                <w:sz w:val="19"/>
               </w:rPr>
               <w:t>문제점 정리</w:t>
             </w:r>
@@ -719,86 +494,70 @@
         </w:tc>
         <w:tc>
           <w:tcPr>
-            <w:tcW w:type="dxa" w:w="8504"/>
-            <w:gridSpan w:val="3"/>
+            <w:tcW w:type="dxa" w:w="8561"/>
             <w:tcMar>
-              <w:top w:w="70" w:type="dxa"/>
-              <w:start w:w="90" w:type="dxa"/>
-              <w:bottom w:w="70" w:type="dxa"/>
-              <w:end w:w="90" w:type="dxa"/>
+              <w:top w:w="95" w:type="dxa"/>
+              <w:start w:w="110" w:type="dxa"/>
+              <w:bottom w:w="95" w:type="dxa"/>
+              <w:end w:w="110" w:type="dxa"/>
             </w:tcMar>
-            <w:vAlign w:val="center"/>
-            <w:shd w:fill="FFFFFF"/>
-            <w:tcBorders>
-              <w:top w:val="single" w:sz="6" w:color="000000"/>
-              <w:left w:val="single" w:sz="6" w:color="000000"/>
-              <w:bottom w:val="single" w:sz="6" w:color="000000"/>
-              <w:right w:val="single" w:sz="6" w:color="000000"/>
-              <w:insideH w:val="single" w:sz="6" w:color="000000"/>
-              <w:insideV w:val="single" w:sz="6" w:color="000000"/>
-            </w:tcBorders>
           </w:tcPr>
           <w:p>
             <w:pPr>
-              <w:spacing w:after="0" w:before="0" w:line="269" w:lineRule="auto"/>
-              <w:jc w:val="left"/>
+              <w:spacing w:before="0" w:after="30" w:line="269" w:lineRule="auto"/>
             </w:pPr>
             <w:r/>
             <w:r>
               <w:rPr>
-                <w:rFonts w:ascii="맑은 고딕" w:hAnsi="맑은 고딕" w:eastAsia="맑은 고딕"/>
+                <w:rFonts w:ascii="Malgun Gothic" w:hAnsi="Malgun Gothic" w:eastAsia="Malgun Gothic" w:cs="Malgun Gothic"/>
                 <w:b w:val="0"/>
-                <w:color w:val="000000"/>
-                <w:sz w:val="18"/>
+                <w:sz w:val="19"/>
               </w:rPr>
-              <w:t>1. 전차 이동 속도·가감속·포탄 낙차 등 실제 동작에 필요한 세부 수치는 구현 후 테스트가 필요하다.</w:t>
-              <w:br/>
+              <w:t>1. 전차 행동의 입력과 상태 전환은 정리했지만 이동·선회·조준 속도, 허용 경사, 포탄 낙차 등 실제 동작 수치는 구현 후 조정이 필요하다.</w:t>
             </w:r>
+          </w:p>
+          <w:p>
+            <w:pPr>
+              <w:spacing w:before="0" w:after="0" w:line="269" w:lineRule="auto"/>
+            </w:pPr>
             <w:r>
               <w:rPr>
-                <w:rFonts w:ascii="맑은 고딕" w:hAnsi="맑은 고딕" w:eastAsia="맑은 고딕"/>
+                <w:rFonts w:ascii="Malgun Gothic" w:hAnsi="Malgun Gothic" w:eastAsia="Malgun Gothic" w:cs="Malgun Gothic"/>
                 <w:b w:val="0"/>
-                <w:color w:val="000000"/>
-                <w:sz w:val="18"/>
+                <w:sz w:val="19"/>
               </w:rPr>
-              <w:t>2. Director AI의 Utility 점수식과 가중치는 초기값이므로 여러 전투 상황에서도 의도한 Job이 선택되는지 검증이 필요하다.</w:t>
+              <w:t>2. Director AI의 Utility 점수식과 가중치는 초기 설계값이므로 실제 전투 상황에서 원하는 판단이 나오는지 추가 검증이 필요하다.</w:t>
             </w:r>
           </w:p>
         </w:tc>
       </w:tr>
       <w:tr>
+        <w:trPr>
+          <w:trHeight w:val="1020" w:hRule="atLeast"/>
+          <w:cantSplit/>
+        </w:trPr>
         <w:tc>
           <w:tcPr>
-            <w:tcW w:type="dxa" w:w="1701"/>
+            <w:tcW w:type="dxa" w:w="1530"/>
             <w:tcMar>
-              <w:top w:w="70" w:type="dxa"/>
-              <w:start w:w="90" w:type="dxa"/>
-              <w:bottom w:w="70" w:type="dxa"/>
-              <w:end w:w="90" w:type="dxa"/>
+              <w:top w:w="95" w:type="dxa"/>
+              <w:start w:w="110" w:type="dxa"/>
+              <w:bottom w:w="95" w:type="dxa"/>
+              <w:end w:w="110" w:type="dxa"/>
             </w:tcMar>
             <w:vAlign w:val="center"/>
-            <w:shd w:fill="FFFFFF"/>
-            <w:tcBorders>
-              <w:top w:val="single" w:sz="6" w:color="000000"/>
-              <w:left w:val="single" w:sz="6" w:color="000000"/>
-              <w:bottom w:val="single" w:sz="6" w:color="000000"/>
-              <w:right w:val="single" w:sz="6" w:color="000000"/>
-              <w:insideH w:val="single" w:sz="6" w:color="000000"/>
-              <w:insideV w:val="single" w:sz="6" w:color="000000"/>
-            </w:tcBorders>
           </w:tcPr>
           <w:p>
             <w:pPr>
-              <w:spacing w:after="0" w:before="0" w:line="240" w:lineRule="auto"/>
+              <w:spacing w:before="0" w:after="0"/>
               <w:jc w:val="center"/>
             </w:pPr>
             <w:r/>
             <w:r>
               <w:rPr>
-                <w:rFonts w:ascii="맑은 고딕" w:hAnsi="맑은 고딕" w:eastAsia="맑은 고딕"/>
+                <w:rFonts w:ascii="Malgun Gothic" w:hAnsi="Malgun Gothic" w:eastAsia="Malgun Gothic" w:cs="Malgun Gothic"/>
                 <w:b/>
-                <w:color w:val="000000"/>
-                <w:sz w:val="18"/>
+                <w:sz w:val="19"/>
               </w:rPr>
               <w:t>해결방안</w:t>
             </w:r>
@@ -806,136 +565,295 @@
         </w:tc>
         <w:tc>
           <w:tcPr>
-            <w:tcW w:type="dxa" w:w="8504"/>
-            <w:gridSpan w:val="3"/>
+            <w:tcW w:type="dxa" w:w="8561"/>
             <w:tcMar>
-              <w:top w:w="70" w:type="dxa"/>
-              <w:start w:w="90" w:type="dxa"/>
-              <w:bottom w:w="70" w:type="dxa"/>
-              <w:end w:w="90" w:type="dxa"/>
+              <w:top w:w="95" w:type="dxa"/>
+              <w:start w:w="110" w:type="dxa"/>
+              <w:bottom w:w="95" w:type="dxa"/>
+              <w:end w:w="110" w:type="dxa"/>
             </w:tcMar>
-            <w:vAlign w:val="center"/>
-            <w:shd w:fill="FFFFFF"/>
-            <w:tcBorders>
-              <w:top w:val="single" w:sz="6" w:color="000000"/>
-              <w:left w:val="single" w:sz="6" w:color="000000"/>
-              <w:bottom w:val="single" w:sz="6" w:color="000000"/>
-              <w:right w:val="single" w:sz="6" w:color="000000"/>
-              <w:insideH w:val="single" w:sz="6" w:color="000000"/>
-              <w:insideV w:val="single" w:sz="6" w:color="000000"/>
-            </w:tcBorders>
           </w:tcPr>
           <w:p>
             <w:pPr>
-              <w:spacing w:after="0" w:before="0" w:line="269" w:lineRule="auto"/>
-              <w:jc w:val="left"/>
+              <w:spacing w:before="0" w:after="30" w:line="269" w:lineRule="auto"/>
             </w:pPr>
             <w:r/>
             <w:r>
               <w:rPr>
-                <w:rFonts w:ascii="맑은 고딕" w:hAnsi="맑은 고딕" w:eastAsia="맑은 고딕"/>
+                <w:rFonts w:ascii="Malgun Gothic" w:hAnsi="Malgun Gothic" w:eastAsia="Malgun Gothic" w:cs="Malgun Gothic"/>
                 <w:b w:val="0"/>
-                <w:color w:val="000000"/>
-                <w:sz w:val="18"/>
+                <w:sz w:val="19"/>
               </w:rPr>
-              <w:t>1. 전차 행동은 입력과 상태 전환 규칙을 우선 확정하고, 세부 수치는 프로토타입에서 조정하기로 하였다.</w:t>
-              <w:br/>
+              <w:t>1. 전차 메커니즘은 입력·상태·예외 규칙을 먼저 확정하고, 세부 수치는 프로토타입 테스트에서 조정할 항목으로 분리하였다.</w:t>
             </w:r>
+          </w:p>
+          <w:p>
+            <w:pPr>
+              <w:spacing w:before="0" w:after="0" w:line="269" w:lineRule="auto"/>
+            </w:pPr>
             <w:r>
               <w:rPr>
-                <w:rFonts w:ascii="맑은 고딕" w:hAnsi="맑은 고딕" w:eastAsia="맑은 고딕"/>
+                <w:rFonts w:ascii="Malgun Gothic" w:hAnsi="Malgun Gothic" w:eastAsia="Malgun Gothic" w:cs="Malgun Gothic"/>
                 <w:b w:val="0"/>
-                <w:color w:val="000000"/>
-                <w:sz w:val="18"/>
+                <w:sz w:val="19"/>
               </w:rPr>
-              <w:t>2. 대표 상황의 계산 결과를 확인한 뒤 다른 상황 예시를 추가하여 가중치와 Job 선택 규칙을 보완하기로 하였다.</w:t>
+              <w:t>2. Director AI는 대표 상황의 계산 예시를 통해 구조를 확인하고, 이후 여러 상황에 적용하며 가중치와 선택 기준을 보완하기로 하였다.</w:t>
             </w:r>
           </w:p>
         </w:tc>
       </w:tr>
       <w:tr>
         <w:trPr>
-          <w:cantSplit w:val="true"/>
+          <w:trHeight w:val="680" w:hRule="atLeast"/>
+          <w:cantSplit/>
         </w:trPr>
         <w:tc>
           <w:tcPr>
-            <w:tcW w:type="dxa" w:w="1701"/>
+            <w:tcW w:type="dxa" w:w="1530"/>
             <w:tcMar>
-              <w:top w:w="70" w:type="dxa"/>
-              <w:start w:w="90" w:type="dxa"/>
-              <w:bottom w:w="70" w:type="dxa"/>
-              <w:end w:w="90" w:type="dxa"/>
+              <w:top w:w="95" w:type="dxa"/>
+              <w:start w:w="110" w:type="dxa"/>
+              <w:bottom w:w="95" w:type="dxa"/>
+              <w:end w:w="110" w:type="dxa"/>
             </w:tcMar>
             <w:vAlign w:val="center"/>
-            <w:shd w:fill="FFFFFF"/>
-            <w:tcBorders>
-              <w:top w:val="single" w:sz="6" w:color="000000"/>
-              <w:left w:val="single" w:sz="6" w:color="000000"/>
-              <w:bottom w:val="single" w:sz="6" w:color="000000"/>
-              <w:right w:val="single" w:sz="6" w:color="000000"/>
-              <w:insideH w:val="single" w:sz="6" w:color="000000"/>
-              <w:insideV w:val="single" w:sz="6" w:color="000000"/>
-            </w:tcBorders>
           </w:tcPr>
           <w:p>
             <w:pPr>
-              <w:spacing w:after="0" w:before="0" w:line="240" w:lineRule="auto"/>
+              <w:spacing w:before="0" w:after="0"/>
               <w:jc w:val="center"/>
             </w:pPr>
             <w:r/>
             <w:r>
               <w:rPr>
-                <w:rFonts w:ascii="맑은 고딕" w:hAnsi="맑은 고딕" w:eastAsia="맑은 고딕"/>
+                <w:rFonts w:ascii="Malgun Gothic" w:hAnsi="Malgun Gothic" w:eastAsia="Malgun Gothic" w:cs="Malgun Gothic"/>
                 <w:b/>
-                <w:color w:val="000000"/>
-                <w:sz w:val="18"/>
+                <w:sz w:val="19"/>
               </w:rPr>
               <w:t>진행 상황</w:t>
               <w:br/>
-            </w:r>
-            <w:r>
-              <w:rPr>
-                <w:rFonts w:ascii="맑은 고딕" w:hAnsi="맑은 고딕" w:eastAsia="맑은 고딕"/>
-                <w:b/>
-                <w:color w:val="000000"/>
-                <w:sz w:val="18"/>
-              </w:rPr>
               <w:t>유튜브 링크</w:t>
             </w:r>
           </w:p>
         </w:tc>
         <w:tc>
           <w:tcPr>
-            <w:tcW w:type="dxa" w:w="8504"/>
-            <w:gridSpan w:val="3"/>
+            <w:tcW w:type="dxa" w:w="8561"/>
             <w:tcMar>
-              <w:top w:w="70" w:type="dxa"/>
-              <w:start w:w="90" w:type="dxa"/>
-              <w:bottom w:w="70" w:type="dxa"/>
-              <w:end w:w="90" w:type="dxa"/>
+              <w:top w:w="95" w:type="dxa"/>
+              <w:start w:w="110" w:type="dxa"/>
+              <w:bottom w:w="95" w:type="dxa"/>
+              <w:end w:w="110" w:type="dxa"/>
             </w:tcMar>
-            <w:vAlign w:val="center"/>
-            <w:shd w:fill="FFFFFF"/>
-            <w:tcBorders>
-              <w:top w:val="single" w:sz="6" w:color="000000"/>
-              <w:left w:val="single" w:sz="6" w:color="000000"/>
-              <w:bottom w:val="single" w:sz="6" w:color="000000"/>
-              <w:right w:val="single" w:sz="6" w:color="000000"/>
-              <w:insideH w:val="single" w:sz="6" w:color="000000"/>
-              <w:insideV w:val="single" w:sz="6" w:color="000000"/>
-            </w:tcBorders>
           </w:tcPr>
           <w:p>
             <w:pPr>
-              <w:spacing w:after="0" w:before="0" w:line="269" w:lineRule="auto"/>
-              <w:jc w:val="left"/>
+              <w:spacing w:before="0" w:after="0" w:line="269" w:lineRule="auto"/>
             </w:pPr>
             <w:r/>
             <w:r>
               <w:rPr>
-                <w:rFonts w:ascii="맑은 고딕" w:hAnsi="맑은 고딕" w:eastAsia="맑은 고딕"/>
+                <w:rFonts w:ascii="Malgun Gothic" w:hAnsi="Malgun Gothic" w:eastAsia="Malgun Gothic" w:cs="Malgun Gothic"/>
                 <w:b w:val="0"/>
-                <w:color w:val="000000"/>
+                <w:sz w:val="19"/>
+              </w:rPr>
+            </w:r>
+          </w:p>
+        </w:tc>
+      </w:tr>
+    </w:tbl>
+    <w:p>
+      <w:pPr>
+        <w:spacing w:after="20" w:before="20"/>
+      </w:pPr>
+    </w:p>
+    <w:tbl>
+      <w:tblPr>
+        <w:tblW w:type="auto" w:w="0"/>
+        <w:jc w:val="center"/>
+        <w:tblLayout w:type="fixed"/>
+        <w:tblLook w:firstColumn="1" w:firstRow="1" w:lastColumn="0" w:lastRow="0" w:noHBand="0" w:noVBand="1" w:val="04A0"/>
+        <w:tblBorders>
+          <w:top w:val="single" w:sz="6" w:space="0" w:color="000000"/>
+          <w:left w:val="single" w:sz="6" w:space="0" w:color="000000"/>
+          <w:bottom w:val="single" w:sz="6" w:space="0" w:color="000000"/>
+          <w:right w:val="single" w:sz="6" w:space="0" w:color="000000"/>
+          <w:insideH w:val="single" w:sz="6" w:space="0" w:color="000000"/>
+          <w:insideV w:val="single" w:sz="6" w:space="0" w:color="000000"/>
+        </w:tblBorders>
+      </w:tblPr>
+      <w:tblGrid>
+        <w:gridCol w:w="1738"/>
+        <w:gridCol w:w="1738"/>
+        <w:gridCol w:w="1738"/>
+        <w:gridCol w:w="1738"/>
+        <w:gridCol w:w="1738"/>
+        <w:gridCol w:w="1738"/>
+      </w:tblGrid>
+      <w:tr>
+        <w:trPr>
+          <w:trHeight w:val="737" w:hRule="atLeast"/>
+        </w:trPr>
+        <w:tc>
+          <w:tcPr>
+            <w:tcW w:type="dxa" w:w="1247"/>
+            <w:tcMar>
+              <w:top w:w="80" w:type="dxa"/>
+              <w:start w:w="90" w:type="dxa"/>
+              <w:bottom w:w="80" w:type="dxa"/>
+              <w:end w:w="90" w:type="dxa"/>
+            </w:tcMar>
+            <w:vAlign w:val="center"/>
+          </w:tcPr>
+          <w:p>
+            <w:pPr>
+              <w:jc w:val="center"/>
+            </w:pPr>
+            <w:r/>
+            <w:r>
+              <w:rPr>
+                <w:rFonts w:ascii="Malgun Gothic" w:hAnsi="Malgun Gothic" w:eastAsia="Malgun Gothic" w:cs="Malgun Gothic"/>
+                <w:b/>
+                <w:sz w:val="18"/>
+              </w:rPr>
+              <w:t>다음주차</w:t>
+            </w:r>
+          </w:p>
+        </w:tc>
+        <w:tc>
+          <w:tcPr>
+            <w:tcW w:type="dxa" w:w="1417"/>
+            <w:tcMar>
+              <w:top w:w="80" w:type="dxa"/>
+              <w:start w:w="90" w:type="dxa"/>
+              <w:bottom w:w="80" w:type="dxa"/>
+              <w:end w:w="90" w:type="dxa"/>
+            </w:tcMar>
+            <w:vAlign w:val="center"/>
+          </w:tcPr>
+          <w:p>
+            <w:pPr>
+              <w:jc w:val="center"/>
+            </w:pPr>
+            <w:r/>
+            <w:r>
+              <w:rPr>
+                <w:rFonts w:ascii="Malgun Gothic" w:hAnsi="Malgun Gothic" w:eastAsia="Malgun Gothic" w:cs="Malgun Gothic"/>
+                <w:b w:val="0"/>
+                <w:sz w:val="18"/>
+              </w:rPr>
+              <w:t>6주차</w:t>
+            </w:r>
+          </w:p>
+        </w:tc>
+        <w:tc>
+          <w:tcPr>
+            <w:tcW w:type="dxa" w:w="1247"/>
+            <w:tcMar>
+              <w:top w:w="80" w:type="dxa"/>
+              <w:start w:w="90" w:type="dxa"/>
+              <w:bottom w:w="80" w:type="dxa"/>
+              <w:end w:w="90" w:type="dxa"/>
+            </w:tcMar>
+            <w:vAlign w:val="center"/>
+          </w:tcPr>
+          <w:p>
+            <w:pPr>
+              <w:jc w:val="center"/>
+            </w:pPr>
+            <w:r/>
+            <w:r>
+              <w:rPr>
+                <w:rFonts w:ascii="Malgun Gothic" w:hAnsi="Malgun Gothic" w:eastAsia="Malgun Gothic" w:cs="Malgun Gothic"/>
+                <w:b/>
+                <w:sz w:val="18"/>
+              </w:rPr>
+              <w:t>다음기간</w:t>
+            </w:r>
+          </w:p>
+        </w:tc>
+        <w:tc>
+          <w:tcPr>
+            <w:tcW w:type="dxa" w:w="3118"/>
+            <w:tcMar>
+              <w:top w:w="80" w:type="dxa"/>
+              <w:start w:w="90" w:type="dxa"/>
+              <w:bottom w:w="80" w:type="dxa"/>
+              <w:end w:w="90" w:type="dxa"/>
+            </w:tcMar>
+            <w:vAlign w:val="center"/>
+          </w:tcPr>
+          <w:p>
+            <w:pPr>
+              <w:jc w:val="center"/>
+            </w:pPr>
+            <w:r/>
+            <w:r>
+              <w:rPr>
+                <w:rFonts w:ascii="Malgun Gothic" w:hAnsi="Malgun Gothic" w:eastAsia="Malgun Gothic" w:cs="Malgun Gothic"/>
+                <w:b w:val="0"/>
+                <w:sz w:val="18"/>
+              </w:rPr>
+              <w:t>2026.10.08</w:t>
+            </w:r>
+            <w:r>
+              <w:br/>
+            </w:r>
+            <w:r>
+              <w:rPr>
+                <w:rFonts w:ascii="Malgun Gothic" w:hAnsi="Malgun Gothic" w:eastAsia="Malgun Gothic" w:cs="Malgun Gothic"/>
+                <w:b w:val="0"/>
+                <w:sz w:val="18"/>
+              </w:rPr>
+              <w:t>~</w:t>
+            </w:r>
+            <w:r>
+              <w:br/>
+            </w:r>
+            <w:r>
+              <w:rPr>
+                <w:rFonts w:ascii="Malgun Gothic" w:hAnsi="Malgun Gothic" w:eastAsia="Malgun Gothic" w:cs="Malgun Gothic"/>
+                <w:b w:val="0"/>
+                <w:sz w:val="18"/>
+              </w:rPr>
+              <w:t>2026.10.14</w:t>
+            </w:r>
+          </w:p>
+        </w:tc>
+        <w:tc>
+          <w:tcPr>
+            <w:tcW w:type="dxa" w:w="3061"/>
+            <w:gridSpan w:val="2"/>
+            <w:tcMar>
+              <w:top w:w="80" w:type="dxa"/>
+              <w:start w:w="90" w:type="dxa"/>
+              <w:bottom w:w="80" w:type="dxa"/>
+              <w:end w:w="90" w:type="dxa"/>
+            </w:tcMar>
+            <w:vAlign w:val="center"/>
+          </w:tcPr>
+          <w:p>
+            <w:pPr>
+              <w:jc w:val="center"/>
+            </w:pPr>
+            <w:r/>
+            <w:r>
+              <w:rPr>
+                <w:rFonts w:ascii="Malgun Gothic" w:hAnsi="Malgun Gothic" w:eastAsia="Malgun Gothic" w:cs="Malgun Gothic"/>
+                <w:b w:val="0"/>
+                <w:sz w:val="18"/>
+              </w:rPr>
+            </w:r>
+          </w:p>
+          <w:p>
+            <w:pPr>
+              <w:jc w:val="center"/>
+            </w:pPr>
+            <w:r/>
+            <w:r>
+              <w:rPr>
+                <w:rFonts w:ascii="Malgun Gothic" w:hAnsi="Malgun Gothic" w:eastAsia="Malgun Gothic" w:cs="Malgun Gothic"/>
+                <w:b w:val="0"/>
                 <w:sz w:val="18"/>
               </w:rPr>
             </w:r>
@@ -944,210 +862,31 @@
       </w:tr>
       <w:tr>
         <w:trPr>
-          <w:cantSplit w:val="true"/>
+          <w:trHeight w:val="1134" w:hRule="atLeast"/>
+          <w:cantSplit/>
         </w:trPr>
         <w:tc>
           <w:tcPr>
-            <w:tcW w:type="dxa" w:w="1701"/>
+            <w:tcW w:type="dxa" w:w="1247"/>
             <w:tcMar>
-              <w:top w:w="70" w:type="dxa"/>
+              <w:top w:w="80" w:type="dxa"/>
               <w:start w:w="90" w:type="dxa"/>
-              <w:bottom w:w="70" w:type="dxa"/>
+              <w:bottom w:w="80" w:type="dxa"/>
               <w:end w:w="90" w:type="dxa"/>
             </w:tcMar>
             <w:vAlign w:val="center"/>
-            <w:shd w:fill="FFFFFF"/>
-            <w:tcBorders>
-              <w:top w:val="single" w:sz="6" w:color="000000"/>
-              <w:left w:val="single" w:sz="6" w:color="000000"/>
-              <w:bottom w:val="single" w:sz="6" w:color="000000"/>
-              <w:right w:val="single" w:sz="6" w:color="000000"/>
-              <w:insideH w:val="single" w:sz="6" w:color="000000"/>
-              <w:insideV w:val="single" w:sz="6" w:color="000000"/>
-            </w:tcBorders>
           </w:tcPr>
           <w:p>
             <w:pPr>
-              <w:spacing w:after="0" w:before="0" w:line="240" w:lineRule="auto"/>
+              <w:spacing w:before="0" w:after="0"/>
               <w:jc w:val="center"/>
             </w:pPr>
             <w:r/>
             <w:r>
               <w:rPr>
-                <w:rFonts w:ascii="맑은 고딕" w:hAnsi="맑은 고딕" w:eastAsia="맑은 고딕"/>
+                <w:rFonts w:ascii="Malgun Gothic" w:hAnsi="Malgun Gothic" w:eastAsia="Malgun Gothic" w:cs="Malgun Gothic"/>
                 <w:b/>
-                <w:color w:val="000000"/>
-                <w:sz w:val="18"/>
-              </w:rPr>
-              <w:t>다음주차</w:t>
-            </w:r>
-          </w:p>
-        </w:tc>
-        <w:tc>
-          <w:tcPr>
-            <w:tcW w:type="dxa" w:w="2041"/>
-            <w:tcMar>
-              <w:top w:w="70" w:type="dxa"/>
-              <w:start w:w="90" w:type="dxa"/>
-              <w:bottom w:w="70" w:type="dxa"/>
-              <w:end w:w="90" w:type="dxa"/>
-            </w:tcMar>
-            <w:vAlign w:val="center"/>
-            <w:shd w:fill="FFFFFF"/>
-            <w:tcBorders>
-              <w:top w:val="single" w:sz="6" w:color="000000"/>
-              <w:left w:val="single" w:sz="6" w:color="000000"/>
-              <w:bottom w:val="single" w:sz="6" w:color="000000"/>
-              <w:right w:val="single" w:sz="6" w:color="000000"/>
-              <w:insideH w:val="single" w:sz="6" w:color="000000"/>
-              <w:insideV w:val="single" w:sz="6" w:color="000000"/>
-            </w:tcBorders>
-          </w:tcPr>
-          <w:p>
-            <w:pPr>
-              <w:spacing w:after="0" w:before="0" w:line="269" w:lineRule="auto"/>
-              <w:jc w:val="left"/>
-            </w:pPr>
-            <w:r/>
-            <w:r>
-              <w:rPr>
-                <w:rFonts w:ascii="맑은 고딕" w:hAnsi="맑은 고딕" w:eastAsia="맑은 고딕"/>
-                <w:b w:val="0"/>
-                <w:color w:val="000000"/>
-                <w:sz w:val="18"/>
-              </w:rPr>
-              <w:t>6주차</w:t>
-            </w:r>
-          </w:p>
-        </w:tc>
-        <w:tc>
-          <w:tcPr>
-            <w:tcW w:type="dxa" w:w="1360"/>
-            <w:tcMar>
-              <w:top w:w="70" w:type="dxa"/>
-              <w:start w:w="90" w:type="dxa"/>
-              <w:bottom w:w="70" w:type="dxa"/>
-              <w:end w:w="90" w:type="dxa"/>
-            </w:tcMar>
-            <w:vAlign w:val="center"/>
-            <w:shd w:fill="FFFFFF"/>
-            <w:tcBorders>
-              <w:top w:val="single" w:sz="6" w:color="000000"/>
-              <w:left w:val="single" w:sz="6" w:color="000000"/>
-              <w:bottom w:val="single" w:sz="6" w:color="000000"/>
-              <w:right w:val="single" w:sz="6" w:color="000000"/>
-              <w:insideH w:val="single" w:sz="6" w:color="000000"/>
-              <w:insideV w:val="single" w:sz="6" w:color="000000"/>
-            </w:tcBorders>
-          </w:tcPr>
-          <w:p>
-            <w:pPr>
-              <w:spacing w:after="0" w:before="0" w:line="240" w:lineRule="auto"/>
-              <w:jc w:val="center"/>
-            </w:pPr>
-            <w:r/>
-            <w:r>
-              <w:rPr>
-                <w:rFonts w:ascii="맑은 고딕" w:hAnsi="맑은 고딕" w:eastAsia="맑은 고딕"/>
-                <w:b/>
-                <w:color w:val="000000"/>
-                <w:sz w:val="18"/>
-              </w:rPr>
-              <w:t>다음기간</w:t>
-            </w:r>
-          </w:p>
-        </w:tc>
-        <w:tc>
-          <w:tcPr>
-            <w:tcW w:type="dxa" w:w="5103"/>
-            <w:tcMar>
-              <w:top w:w="70" w:type="dxa"/>
-              <w:start w:w="90" w:type="dxa"/>
-              <w:bottom w:w="70" w:type="dxa"/>
-              <w:end w:w="90" w:type="dxa"/>
-            </w:tcMar>
-            <w:vAlign w:val="center"/>
-            <w:shd w:fill="FFFFFF"/>
-            <w:tcBorders>
-              <w:top w:val="single" w:sz="6" w:color="000000"/>
-              <w:left w:val="single" w:sz="6" w:color="000000"/>
-              <w:bottom w:val="single" w:sz="6" w:color="000000"/>
-              <w:right w:val="single" w:sz="6" w:color="000000"/>
-              <w:insideH w:val="single" w:sz="6" w:color="000000"/>
-              <w:insideV w:val="single" w:sz="6" w:color="000000"/>
-            </w:tcBorders>
-          </w:tcPr>
-          <w:p>
-            <w:pPr>
-              <w:spacing w:after="0" w:before="0" w:line="269" w:lineRule="auto"/>
-              <w:jc w:val="left"/>
-            </w:pPr>
-            <w:r/>
-            <w:r>
-              <w:rPr>
-                <w:rFonts w:ascii="맑은 고딕" w:hAnsi="맑은 고딕" w:eastAsia="맑은 고딕"/>
-                <w:b w:val="0"/>
-                <w:color w:val="000000"/>
-                <w:sz w:val="18"/>
-              </w:rPr>
-              <w:t>2026.10.08</w:t>
-              <w:br/>
-            </w:r>
-            <w:r>
-              <w:rPr>
-                <w:rFonts w:ascii="맑은 고딕" w:hAnsi="맑은 고딕" w:eastAsia="맑은 고딕"/>
-                <w:b w:val="0"/>
-                <w:color w:val="000000"/>
-                <w:sz w:val="18"/>
-              </w:rPr>
-              <w:t>~</w:t>
-              <w:br/>
-            </w:r>
-            <w:r>
-              <w:rPr>
-                <w:rFonts w:ascii="맑은 고딕" w:hAnsi="맑은 고딕" w:eastAsia="맑은 고딕"/>
-                <w:b w:val="0"/>
-                <w:color w:val="000000"/>
-                <w:sz w:val="18"/>
-              </w:rPr>
-              <w:t>2026.10.14</w:t>
-            </w:r>
-          </w:p>
-        </w:tc>
-      </w:tr>
-      <w:tr>
-        <w:tc>
-          <w:tcPr>
-            <w:tcW w:type="dxa" w:w="1701"/>
-            <w:tcMar>
-              <w:top w:w="70" w:type="dxa"/>
-              <w:start w:w="90" w:type="dxa"/>
-              <w:bottom w:w="70" w:type="dxa"/>
-              <w:end w:w="90" w:type="dxa"/>
-            </w:tcMar>
-            <w:vAlign w:val="center"/>
-            <w:shd w:fill="FFFFFF"/>
-            <w:tcBorders>
-              <w:top w:val="single" w:sz="6" w:color="000000"/>
-              <w:left w:val="single" w:sz="6" w:color="000000"/>
-              <w:bottom w:val="single" w:sz="6" w:color="000000"/>
-              <w:right w:val="single" w:sz="6" w:color="000000"/>
-              <w:insideH w:val="single" w:sz="6" w:color="000000"/>
-              <w:insideV w:val="single" w:sz="6" w:color="000000"/>
-            </w:tcBorders>
-          </w:tcPr>
-          <w:p>
-            <w:pPr>
-              <w:spacing w:after="0" w:before="0" w:line="240" w:lineRule="auto"/>
-              <w:jc w:val="center"/>
-            </w:pPr>
-            <w:r/>
-            <w:r>
-              <w:rPr>
-                <w:rFonts w:ascii="맑은 고딕" w:hAnsi="맑은 고딕" w:eastAsia="맑은 고딕"/>
-                <w:b/>
-                <w:color w:val="000000"/>
-                <w:sz w:val="18"/>
+                <w:sz w:val="19"/>
               </w:rPr>
               <w:t>다음주 할일</w:t>
             </w:r>
@@ -1155,182 +894,199 @@
         </w:tc>
         <w:tc>
           <w:tcPr>
-            <w:tcW w:type="dxa" w:w="8504"/>
-            <w:gridSpan w:val="3"/>
+            <w:tcW w:type="dxa" w:w="8843"/>
+            <w:gridSpan w:val="5"/>
             <w:tcMar>
-              <w:top w:w="70" w:type="dxa"/>
+              <w:top w:w="80" w:type="dxa"/>
               <w:start w:w="90" w:type="dxa"/>
-              <w:bottom w:w="70" w:type="dxa"/>
+              <w:bottom w:w="80" w:type="dxa"/>
               <w:end w:w="90" w:type="dxa"/>
             </w:tcMar>
-            <w:vAlign w:val="center"/>
-            <w:shd w:fill="FFFFFF"/>
-            <w:tcBorders>
-              <w:top w:val="single" w:sz="6" w:color="000000"/>
-              <w:left w:val="single" w:sz="6" w:color="000000"/>
-              <w:bottom w:val="single" w:sz="6" w:color="000000"/>
-              <w:right w:val="single" w:sz="6" w:color="000000"/>
-              <w:insideH w:val="single" w:sz="6" w:color="000000"/>
-              <w:insideV w:val="single" w:sz="6" w:color="000000"/>
-            </w:tcBorders>
           </w:tcPr>
           <w:p>
             <w:pPr>
-              <w:spacing w:after="0" w:before="0" w:line="269" w:lineRule="auto"/>
-              <w:jc w:val="left"/>
+              <w:spacing w:before="0" w:after="30" w:line="269" w:lineRule="auto"/>
             </w:pPr>
             <w:r/>
             <w:r>
               <w:rPr>
-                <w:rFonts w:ascii="맑은 고딕" w:hAnsi="맑은 고딕" w:eastAsia="맑은 고딕"/>
+                <w:rFonts w:ascii="Malgun Gothic" w:hAnsi="Malgun Gothic" w:eastAsia="Malgun Gothic" w:cs="Malgun Gothic"/>
                 <w:b w:val="0"/>
-                <w:color w:val="000000"/>
-                <w:sz w:val="18"/>
+                <w:sz w:val="19"/>
               </w:rPr>
-              <w:t>1. 정리한 전차 행동·메커니즘을 바탕으로 구현에 필요한 미정 사항과 세부 수치를 팀원들과 추가 검토한다.</w:t>
-              <w:br/>
+              <w:t>1. 플레이어 전차 메커니즘의 미정 항목을 검토하고 실제 구현에 필요한 기준을 추가로 정리한다.</w:t>
             </w:r>
+          </w:p>
+          <w:p>
+            <w:pPr>
+              <w:spacing w:before="0" w:after="0" w:line="269" w:lineRule="auto"/>
+            </w:pPr>
             <w:r>
               <w:rPr>
-                <w:rFonts w:ascii="맑은 고딕" w:hAnsi="맑은 고딕" w:eastAsia="맑은 고딕"/>
+                <w:rFonts w:ascii="Malgun Gothic" w:hAnsi="Malgun Gothic" w:eastAsia="Malgun Gothic" w:cs="Malgun Gothic"/>
                 <w:b w:val="0"/>
-                <w:color w:val="000000"/>
-                <w:sz w:val="18"/>
+                <w:sz w:val="19"/>
               </w:rPr>
-              <w:t>2. Director AI의 Job 평가 방식과 대표 상황을 추가 검증하고 Unity 구현 구조와 연결할 항목을 정리한다.</w:t>
+              <w:t>2. Director AI의 Utility 계산식과 Job 선택 기준을 여러 상황에 적용하여 예외 상황과 보완할 부분을 검토한다.</w:t>
             </w:r>
           </w:p>
         </w:tc>
       </w:tr>
       <w:tr>
         <w:trPr>
-          <w:trHeight w:val="650" w:hRule="atLeast"/>
+          <w:trHeight w:val="1247" w:hRule="atLeast"/>
+          <w:cantSplit/>
         </w:trPr>
         <w:tc>
           <w:tcPr>
-            <w:tcW w:type="dxa" w:w="1701"/>
+            <w:tcW w:type="dxa" w:w="1247"/>
             <w:tcMar>
-              <w:top w:w="70" w:type="dxa"/>
+              <w:top w:w="80" w:type="dxa"/>
               <w:start w:w="90" w:type="dxa"/>
-              <w:bottom w:w="70" w:type="dxa"/>
+              <w:bottom w:w="80" w:type="dxa"/>
               <w:end w:w="90" w:type="dxa"/>
             </w:tcMar>
             <w:vAlign w:val="center"/>
-            <w:shd w:fill="FFFFFF"/>
-            <w:tcBorders>
-              <w:top w:val="single" w:sz="6" w:color="000000"/>
-              <w:left w:val="single" w:sz="6" w:color="000000"/>
-              <w:bottom w:val="single" w:sz="6" w:color="000000"/>
-              <w:right w:val="single" w:sz="6" w:color="000000"/>
-              <w:insideH w:val="single" w:sz="6" w:color="000000"/>
-              <w:insideV w:val="single" w:sz="6" w:color="000000"/>
-            </w:tcBorders>
           </w:tcPr>
           <w:p>
             <w:pPr>
-              <w:spacing w:after="0" w:before="0" w:line="240" w:lineRule="auto"/>
+              <w:spacing w:before="0" w:after="0"/>
               <w:jc w:val="center"/>
             </w:pPr>
             <w:r/>
             <w:r>
               <w:rPr>
-                <w:rFonts w:ascii="맑은 고딕" w:hAnsi="맑은 고딕" w:eastAsia="맑은 고딕"/>
+                <w:rFonts w:ascii="Malgun Gothic" w:hAnsi="Malgun Gothic" w:eastAsia="Malgun Gothic" w:cs="Malgun Gothic"/>
                 <w:b/>
-                <w:color w:val="000000"/>
-                <w:sz w:val="18"/>
+                <w:sz w:val="19"/>
               </w:rPr>
               <w:t>지도 교수</w:t>
-              <w:br/>
             </w:r>
+          </w:p>
+        </w:tc>
+        <w:tc>
+          <w:tcPr>
+            <w:tcW w:type="dxa" w:w="8843"/>
+            <w:gridSpan w:val="5"/>
+            <w:tcMar>
+              <w:top w:w="80" w:type="dxa"/>
+              <w:start w:w="90" w:type="dxa"/>
+              <w:bottom w:w="80" w:type="dxa"/>
+              <w:end w:w="90" w:type="dxa"/>
+            </w:tcMar>
+          </w:tcPr>
+          <w:p>
+            <w:r/>
             <w:r>
               <w:rPr>
-                <w:rFonts w:ascii="맑은 고딕" w:hAnsi="맑은 고딕" w:eastAsia="맑은 고딕"/>
-                <w:b/>
-                <w:color w:val="000000"/>
+                <w:rFonts w:ascii="Malgun Gothic" w:hAnsi="Malgun Gothic" w:eastAsia="Malgun Gothic" w:cs="Malgun Gothic"/>
+                <w:b w:val="0"/>
                 <w:sz w:val="18"/>
               </w:rPr>
               <w:t>Comment</w:t>
             </w:r>
           </w:p>
         </w:tc>
-        <w:tc>
-          <w:tcPr>
-            <w:tcW w:type="dxa" w:w="8504"/>
-            <w:gridSpan w:val="3"/>
-            <w:tcMar>
-              <w:top w:w="70" w:type="dxa"/>
-              <w:start w:w="90" w:type="dxa"/>
-              <w:bottom w:w="70" w:type="dxa"/>
-              <w:end w:w="90" w:type="dxa"/>
-            </w:tcMar>
-            <w:vAlign w:val="center"/>
-            <w:shd w:fill="FFFFFF"/>
-            <w:tcBorders>
-              <w:top w:val="single" w:sz="6" w:color="000000"/>
-              <w:left w:val="single" w:sz="6" w:color="000000"/>
-              <w:bottom w:val="single" w:sz="6" w:color="000000"/>
-              <w:right w:val="single" w:sz="6" w:color="000000"/>
-              <w:insideH w:val="single" w:sz="6" w:color="000000"/>
-              <w:insideV w:val="single" w:sz="6" w:color="000000"/>
-            </w:tcBorders>
-          </w:tcPr>
-          <w:p>
-            <w:pPr>
-              <w:spacing w:after="0" w:before="0" w:line="269" w:lineRule="auto"/>
-              <w:jc w:val="left"/>
-            </w:pPr>
-            <w:r/>
-            <w:r>
-              <w:rPr>
-                <w:rFonts w:ascii="맑은 고딕" w:hAnsi="맑은 고딕" w:eastAsia="맑은 고딕"/>
-                <w:b w:val="0"/>
-                <w:color w:val="000000"/>
-                <w:sz w:val="18"/>
-              </w:rPr>
-              <w:br/>
-            </w:r>
-            <w:r>
-              <w:rPr>
-                <w:rFonts w:ascii="맑은 고딕" w:hAnsi="맑은 고딕" w:eastAsia="맑은 고딕"/>
-                <w:b w:val="0"/>
-                <w:color w:val="000000"/>
-                <w:sz w:val="18"/>
-              </w:rPr>
-              <w:br/>
-            </w:r>
-            <w:r>
-              <w:rPr>
-                <w:rFonts w:ascii="맑은 고딕" w:hAnsi="맑은 고딕" w:eastAsia="맑은 고딕"/>
-                <w:b w:val="0"/>
-                <w:color w:val="000000"/>
-                <w:sz w:val="18"/>
-              </w:rPr>
-            </w:r>
-          </w:p>
-        </w:tc>
       </w:tr>
     </w:tbl>
-    <w:p>
-      <w:pPr>
-        <w:spacing w:before="0" w:after="0"/>
-      </w:pPr>
-      <w:r>
-        <w:rPr>
-          <w:rFonts w:ascii="맑은 고딕" w:hAnsi="맑은 고딕" w:eastAsia="맑은 고딕"/>
-          <w:b w:val="0"/>
-          <w:color w:val="000000"/>
-          <w:sz w:val="2"/>
-        </w:rPr>
-      </w:r>
-    </w:p>
     <w:sectPr>
-      <w:pgSz w:w="11906" w:h="16838"/>
-      <w:pgMar w:top="737" w:right="850" w:bottom="737" w:left="850" w:header="283" w:footer="283" w:gutter="0"/>
+      <w:headerReference w:type="default" r:id="rId9"/>
+      <w:footerReference w:type="default" r:id="rId10"/>
+      <w:pgSz w:w="12240" w:h="15840"/>
+      <w:pgMar w:top="964" w:right="907" w:bottom="850" w:left="907" w:header="340" w:footer="397" w:gutter="0"/>
       <w:cols w:space="720"/>
       <w:docGrid w:linePitch="360"/>
     </w:sectPr>
   </w:body>
 </w:document>
+</file>
+
+<file path=word/footer1.xml><?xml version="1.0" encoding="utf-8"?>
+<w:ftr xmlns:m="http://schemas.openxmlformats.org/officeDocument/2006/math" xmlns:mc="http://schemas.openxmlformats.org/markup-compatibility/2006" xmlns:mo="http://schemas.microsoft.com/office/mac/office/2008/main" xmlns:mv="urn:schemas-microsoft-com:mac:vml" xmlns:o="urn:schemas-microsoft-com:office:office" xmlns:r="http://schemas.openxmlformats.org/officeDocument/2006/relationships" xmlns:v="urn:schemas-microsoft-com:vml" xmlns:w10="urn:schemas-microsoft-com:office:word" xmlns:w14="http://schemas.microsoft.com/office/word/2010/wordml" xmlns:w="http://schemas.openxmlformats.org/wordprocessingml/2006/main" xmlns:wne="http://schemas.microsoft.com/office/word/2006/wordml" xmlns:wp14="http://schemas.microsoft.com/office/word/2010/wordprocessingDrawing" xmlns:wp="http://schemas.openxmlformats.org/drawingml/2006/wordprocessingDrawing" xmlns:wpc="http://schemas.microsoft.com/office/word/2010/wordprocessingCanvas" xmlns:wpg="http://schemas.microsoft.com/office/word/2010/wordprocessingGroup" xmlns:wpi="http://schemas.microsoft.com/office/word/2010/wordprocessingInk" xmlns:wps="http://schemas.microsoft.com/office/word/2010/wordprocessingShape" mc:Ignorable="w14 wp14">
+  <w:p>
+    <w:pPr>
+      <w:pStyle w:val="Footer"/>
+      <w:jc w:val="center"/>
+    </w:pPr>
+    <w:r/>
+  </w:p>
+</w:ftr>
+</file>
+
+<file path=word/header1.xml><?xml version="1.0" encoding="utf-8"?>
+<w:hdr xmlns:m="http://schemas.openxmlformats.org/officeDocument/2006/math" xmlns:mc="http://schemas.openxmlformats.org/markup-compatibility/2006" xmlns:mo="http://schemas.microsoft.com/office/mac/office/2008/main" xmlns:mv="urn:schemas-microsoft-com:mac:vml" xmlns:o="urn:schemas-microsoft-com:office:office" xmlns:r="http://schemas.openxmlformats.org/officeDocument/2006/relationships" xmlns:v="urn:schemas-microsoft-com:vml" xmlns:w10="urn:schemas-microsoft-com:office:word" xmlns:w14="http://schemas.microsoft.com/office/word/2010/wordml" xmlns:w="http://schemas.openxmlformats.org/wordprocessingml/2006/main" xmlns:wne="http://schemas.microsoft.com/office/word/2006/wordml" xmlns:wp14="http://schemas.microsoft.com/office/word/2010/wordprocessingDrawing" xmlns:wp="http://schemas.openxmlformats.org/drawingml/2006/wordprocessingDrawing" xmlns:wpc="http://schemas.microsoft.com/office/word/2010/wordprocessingCanvas" xmlns:wpg="http://schemas.microsoft.com/office/word/2010/wordprocessingGroup" xmlns:wpi="http://schemas.microsoft.com/office/word/2010/wordprocessingInk" xmlns:wps="http://schemas.microsoft.com/office/word/2010/wordprocessingShape" mc:Ignorable="w14 wp14">
+  <w:p>
+    <w:pPr>
+      <w:pStyle w:val="Header"/>
+    </w:pPr>
+  </w:p>
+  <w:tbl>
+    <w:tblPr>
+      <w:tblW w:type="auto" w:w="0"/>
+      <w:jc w:val="center"/>
+      <w:tblLayout w:type="fixed"/>
+      <w:tblLook w:firstColumn="1" w:firstRow="1" w:lastColumn="0" w:lastRow="0" w:noHBand="0" w:noVBand="1" w:val="04A0"/>
+      <w:tblBorders>
+        <w:top w:val="single" w:sz="5" w:space="0" w:color="000000"/>
+        <w:left w:val="single" w:sz="5" w:space="0" w:color="000000"/>
+        <w:bottom w:val="single" w:sz="5" w:space="0" w:color="000000"/>
+        <w:right w:val="single" w:sz="5" w:space="0" w:color="000000"/>
+        <w:insideH w:val="single" w:sz="5" w:space="0" w:color="000000"/>
+        <w:insideV w:val="single" w:sz="5" w:space="0" w:color="000000"/>
+      </w:tblBorders>
+    </w:tblPr>
+    <w:tblGrid>
+      <w:gridCol w:w="5046"/>
+      <w:gridCol w:w="5046"/>
+    </w:tblGrid>
+    <w:tr>
+      <w:tc>
+        <w:tcPr>
+          <w:tcW w:type="dxa" w:w="5953"/>
+          <w:tcMar>
+            <w:top w:w="70" w:type="dxa"/>
+            <w:start w:w="90" w:type="dxa"/>
+            <w:bottom w:w="70" w:type="dxa"/>
+            <w:end w:w="90" w:type="dxa"/>
+          </w:tcMar>
+        </w:tcPr>
+        <w:p>
+          <w:r/>
+          <w:r>
+            <w:rPr>
+              <w:rFonts w:ascii="Malgun Gothic" w:hAnsi="Malgun Gothic" w:eastAsia="Malgun Gothic" w:cs="Malgun Gothic"/>
+              <w:b w:val="0"/>
+              <w:sz w:val="18"/>
+            </w:rPr>
+            <w:t>작성자(학번 이름): 2022182006 김성찬</w:t>
+          </w:r>
+        </w:p>
+      </w:tc>
+      <w:tc>
+        <w:tcPr>
+          <w:tcW w:type="dxa" w:w="4139"/>
+          <w:tcMar>
+            <w:top w:w="70" w:type="dxa"/>
+            <w:start w:w="90" w:type="dxa"/>
+            <w:bottom w:w="70" w:type="dxa"/>
+            <w:end w:w="90" w:type="dxa"/>
+          </w:tcMar>
+        </w:tcPr>
+        <w:p>
+          <w:r/>
+          <w:r>
+            <w:rPr>
+              <w:rFonts w:ascii="Malgun Gothic" w:hAnsi="Malgun Gothic" w:eastAsia="Malgun Gothic" w:cs="Malgun Gothic"/>
+              <w:b w:val="0"/>
+              <w:sz w:val="18"/>
+            </w:rPr>
+            <w:t>팀명: Claustrophobia</w:t>
+          </w:r>
+        </w:p>
+      </w:tc>
+    </w:tr>
+  </w:tbl>
+</w:hdr>
 </file>
 
 <file path=word/numbering.xml><?xml version="1.0" encoding="utf-8"?>
@@ -1696,8 +1452,11 @@
     <w:name w:val="Normal"/>
     <w:qFormat/>
     <w:rsid w:val="00FC693F"/>
+    <w:pPr>
+      <w:spacing w:after="0" w:line="269" w:lineRule="auto"/>
+    </w:pPr>
     <w:rPr>
-      <w:rFonts w:ascii="맑은 고딕" w:hAnsi="맑은 고딕" w:eastAsia="맑은 고딕"/>
+      <w:rFonts w:ascii="Malgun Gothic" w:hAnsi="Malgun Gothic" w:eastAsia="Malgun Gothic"/>
       <w:sz w:val="19"/>
     </w:rPr>
   </w:style>
